--- a/overview.docx
+++ b/overview.docx
@@ -9,19 +9,18 @@
         <w:rPr>
           <w:rFonts w:ascii="Arial" w:hAnsi="Arial" w:cs="Arial"/>
           <w:color w:val="4A4548"/>
-          <w:sz w:val="21"/>
-          <w:szCs w:val="21"/>
-        </w:rPr>
-      </w:pPr>
-      <w:bookmarkStart w:id="0" w:name="_GoBack"/>
+          <w:sz w:val="36"/>
+          <w:szCs w:val="36"/>
+        </w:rPr>
+      </w:pPr>
       <w:r>
         <w:rPr>
           <w:rFonts w:ascii="Arial" w:hAnsi="Arial" w:cs="Arial"/>
           <w:b/>
           <w:bCs/>
           <w:color w:val="000000"/>
-          <w:sz w:val="22"/>
-          <w:szCs w:val="22"/>
+          <w:sz w:val="36"/>
+          <w:szCs w:val="36"/>
         </w:rPr>
         <w:t>Theme 3: AI for ADAS Adoption in India</w:t>
       </w:r>
@@ -670,7 +669,17 @@
           <w:szCs w:val="24"/>
           <w:lang w:eastAsia="en-IN"/>
         </w:rPr>
-        <w:t xml:space="preserve"> AI predicts risky traffic </w:t>
+        <w:t xml:space="preserve"> AI predicts risky </w:t>
+      </w:r>
+      <w:r>
+        <w:rPr>
+          <w:rFonts w:ascii="Times New Roman" w:eastAsia="Times New Roman" w:hAnsi="Times New Roman" w:cs="Times New Roman"/>
+          <w:sz w:val="24"/>
+          <w:szCs w:val="24"/>
+          <w:lang w:eastAsia="en-IN"/>
+        </w:rPr>
+        <w:lastRenderedPageBreak/>
+        <w:t xml:space="preserve">traffic </w:t>
       </w:r>
       <w:proofErr w:type="spellStart"/>
       <w:r>
@@ -710,7 +719,6 @@
           <w:szCs w:val="24"/>
           <w:lang w:eastAsia="en-IN"/>
         </w:rPr>
-        <w:lastRenderedPageBreak/>
         <w:t xml:space="preserve">The system combines computer vision, object tracking, </w:t>
       </w:r>
       <w:proofErr w:type="spellStart"/>
@@ -1433,6 +1441,7 @@
           <w:szCs w:val="24"/>
           <w:lang w:eastAsia="en-IN"/>
         </w:rPr>
+        <w:lastRenderedPageBreak/>
         <w:t>The system predicts potentially dangerous situations before accidents occur and generates adaptive safety recommendations for drivers.</w:t>
       </w:r>
     </w:p>
@@ -1482,7 +1491,6 @@
           <w:szCs w:val="48"/>
           <w:lang w:eastAsia="en-IN"/>
         </w:rPr>
-        <w:lastRenderedPageBreak/>
         <w:t>4. Key Features</w:t>
       </w:r>
     </w:p>
@@ -2191,6 +2199,7 @@
           <w:szCs w:val="24"/>
           <w:lang w:eastAsia="en-IN"/>
         </w:rPr>
+        <w:lastRenderedPageBreak/>
         <w:t>Pedestrian activity</w:t>
       </w:r>
     </w:p>
@@ -2258,7 +2267,6 @@
           <w:szCs w:val="36"/>
           <w:lang w:eastAsia="en-IN"/>
         </w:rPr>
-        <w:lastRenderedPageBreak/>
         <w:t>4.4 Explainable AI Alerts</w:t>
       </w:r>
     </w:p>
@@ -2869,6 +2877,15 @@
           <w:lang w:eastAsia="en-IN"/>
         </w:rPr>
         <w:br/>
+      </w:r>
+      <w:r>
+        <w:rPr>
+          <w:rFonts w:ascii="Times New Roman" w:eastAsia="Times New Roman" w:hAnsi="Times New Roman" w:cs="Times New Roman"/>
+          <w:sz w:val="24"/>
+          <w:szCs w:val="24"/>
+          <w:lang w:eastAsia="en-IN"/>
+        </w:rPr>
+        <w:lastRenderedPageBreak/>
         <w:t>Traffic Chaos Score Engine</w:t>
       </w:r>
       <w:r>
@@ -2929,7 +2946,6 @@
           <w:szCs w:val="24"/>
           <w:lang w:eastAsia="en-IN"/>
         </w:rPr>
-        <w:lastRenderedPageBreak/>
         <w:pict>
           <v:rect id="_x0000_i1034" style="width:0;height:1.5pt" o:hralign="center" o:hrstd="t" o:hr="t" fillcolor="#a0a0a0" stroked="f"/>
         </w:pict>
@@ -3908,6 +3924,7 @@
           <w:szCs w:val="36"/>
           <w:lang w:eastAsia="en-IN"/>
         </w:rPr>
+        <w:lastRenderedPageBreak/>
         <w:t>Risk Prediction</w:t>
       </w:r>
     </w:p>
@@ -3996,7 +4013,6 @@
           <w:szCs w:val="24"/>
           <w:lang w:eastAsia="en-IN"/>
         </w:rPr>
-        <w:lastRenderedPageBreak/>
         <w:t>Lane intrusion risk</w:t>
       </w:r>
     </w:p>
@@ -4574,6 +4590,7 @@
           <w:szCs w:val="24"/>
           <w:lang w:eastAsia="en-IN"/>
         </w:rPr>
+        <w:lastRenderedPageBreak/>
         <w:pict>
           <v:rect id="_x0000_i1044" style="width:0;height:1.5pt" o:hralign="center" o:hrstd="t" o:hr="t" fillcolor="#a0a0a0" stroked="f"/>
         </w:pict>
@@ -4623,7 +4640,6 @@
           <w:szCs w:val="24"/>
           <w:lang w:eastAsia="en-IN"/>
         </w:rPr>
-        <w:lastRenderedPageBreak/>
         <w:t>The proposed system aims to:</w:t>
       </w:r>
     </w:p>
@@ -5147,7 +5163,6 @@
           <w:szCs w:val="48"/>
           <w:lang w:eastAsia="en-IN"/>
         </w:rPr>
-        <w:lastRenderedPageBreak/>
         <w:t>IMPLEMENTATION PLAN</w:t>
       </w:r>
     </w:p>
@@ -5964,6 +5979,7 @@
           <w:szCs w:val="48"/>
           <w:lang w:eastAsia="en-IN"/>
         </w:rPr>
+        <w:lastRenderedPageBreak/>
         <w:t>Goal</w:t>
       </w:r>
     </w:p>
@@ -6056,7 +6072,6 @@
           <w:szCs w:val="24"/>
           <w:lang w:eastAsia="en-IN"/>
         </w:rPr>
-        <w:lastRenderedPageBreak/>
         <w:t xml:space="preserve">autos </w:t>
       </w:r>
     </w:p>
@@ -6685,6 +6700,7 @@
           <w:szCs w:val="24"/>
           <w:lang w:eastAsia="en-IN"/>
         </w:rPr>
+        <w:lastRenderedPageBreak/>
         <w:t>Need:</w:t>
       </w:r>
     </w:p>
@@ -6782,7 +6798,6 @@
           <w:szCs w:val="48"/>
           <w:lang w:eastAsia="en-IN"/>
         </w:rPr>
-        <w:lastRenderedPageBreak/>
         <w:t>Use</w:t>
       </w:r>
     </w:p>
@@ -7328,6 +7343,7 @@
           <w:szCs w:val="24"/>
           <w:lang w:eastAsia="en-IN"/>
         </w:rPr>
+        <w:lastRenderedPageBreak/>
         <w:t xml:space="preserve">lane cut risk </w:t>
       </w:r>
     </w:p>
@@ -7425,7 +7441,6 @@
           <w:szCs w:val="48"/>
           <w:lang w:eastAsia="en-IN"/>
         </w:rPr>
-        <w:lastRenderedPageBreak/>
         <w:t>IMPORTANT</w:t>
       </w:r>
     </w:p>
@@ -8144,6 +8159,7 @@
                 <w:szCs w:val="24"/>
                 <w:lang w:eastAsia="en-IN"/>
               </w:rPr>
+              <w:lastRenderedPageBreak/>
               <w:t>proximity</w:t>
             </w:r>
           </w:p>
@@ -8345,7 +8361,6 @@
           <w:szCs w:val="48"/>
           <w:lang w:eastAsia="en-IN"/>
         </w:rPr>
-        <w:lastRenderedPageBreak/>
         <w:t>PHASE 4 — Chaos Score</w:t>
       </w:r>
     </w:p>
@@ -9126,6 +9141,7 @@
           <w:szCs w:val="24"/>
           <w:lang w:eastAsia="en-IN"/>
         </w:rPr>
+        <w:lastRenderedPageBreak/>
         <w:pict>
           <v:rect id="_x0000_i1067" style="width:0;height:1.5pt" o:hralign="center" o:hrstd="t" o:hr="t" fillcolor="#a0a0a0" stroked="f"/>
         </w:pict>
@@ -9175,7 +9191,6 @@
           <w:szCs w:val="24"/>
           <w:lang w:eastAsia="en-IN"/>
         </w:rPr>
-        <w:lastRenderedPageBreak/>
         <w:t>Convert AI detections into</w:t>
       </w:r>
       <w:proofErr w:type="gramStart"/>
@@ -9742,6 +9757,7 @@
           <w:szCs w:val="36"/>
           <w:lang w:eastAsia="en-IN"/>
         </w:rPr>
+        <w:lastRenderedPageBreak/>
         <w:t>HTML</w:t>
       </w:r>
     </w:p>
@@ -9816,7 +9832,6 @@
           <w:szCs w:val="36"/>
           <w:lang w:eastAsia="en-IN"/>
         </w:rPr>
-        <w:lastRenderedPageBreak/>
         <w:t>1. Live Video Feed</w:t>
       </w:r>
     </w:p>
@@ -10315,6 +10330,7 @@
           <w:szCs w:val="24"/>
           <w:lang w:eastAsia="en-IN"/>
         </w:rPr>
+        <w:lastRenderedPageBreak/>
         <w:t>Low chaos score.</w:t>
       </w:r>
     </w:p>
@@ -10384,7 +10400,6 @@
           <w:szCs w:val="24"/>
           <w:lang w:eastAsia="en-IN"/>
         </w:rPr>
-        <w:lastRenderedPageBreak/>
         <w:t>Busy Indian road.</w:t>
       </w:r>
     </w:p>
@@ -10498,7 +10513,7 @@
           <w:lang w:eastAsia="en-IN"/>
         </w:rPr>
         <w:pict>
-          <v:rect id="_x0000_i1080" style="width:0;height:1.5pt" o:hralign="center" o:hrstd="t" o:hr="t" fillcolor="#a0a0a0" stroked="f"/>
+          <v:rect id="_x0000_i1078" style="width:0;height:1.5pt" o:hralign="center" o:hrstd="t" o:hr="t" fillcolor="#a0a0a0" stroked="f"/>
         </w:pict>
       </w:r>
     </w:p>
@@ -10688,7 +10703,7 @@
           <w:lang w:eastAsia="en-IN"/>
         </w:rPr>
         <w:pict>
-          <v:rect id="_x0000_i1081" style="width:0;height:1.5pt" o:hralign="center" o:hrstd="t" o:hr="t" fillcolor="#a0a0a0" stroked="f"/>
+          <v:rect id="_x0000_i1079" style="width:0;height:1.5pt" o:hralign="center" o:hrstd="t" o:hr="t" fillcolor="#a0a0a0" stroked="f"/>
         </w:pict>
       </w:r>
     </w:p>
@@ -10964,7 +10979,7 @@
           <w:lang w:eastAsia="en-IN"/>
         </w:rPr>
         <w:pict>
-          <v:rect id="_x0000_i1082" style="width:0;height:1.5pt" o:hralign="center" o:hrstd="t" o:hr="t" fillcolor="#a0a0a0" stroked="f"/>
+          <v:rect id="_x0000_i1080" style="width:0;height:1.5pt" o:hralign="center" o:hrstd="t" o:hr="t" fillcolor="#a0a0a0" stroked="f"/>
         </w:pict>
       </w:r>
     </w:p>
@@ -10992,6 +11007,7 @@
           <w:szCs w:val="48"/>
           <w:lang w:eastAsia="en-IN"/>
         </w:rPr>
+        <w:lastRenderedPageBreak/>
         <w:t>Folder Structure</w:t>
       </w:r>
     </w:p>
@@ -11038,6 +11054,7 @@
           <w:lang w:eastAsia="en-IN"/>
         </w:rPr>
       </w:pPr>
+      <w:bookmarkStart w:id="0" w:name="_GoBack"/>
       <w:r>
         <w:rPr>
           <w:rFonts w:ascii="Courier New" w:eastAsia="Times New Roman" w:hAnsi="Courier New" w:cs="Courier New"/>
@@ -11165,7 +11182,6 @@
           <w:szCs w:val="20"/>
           <w:lang w:eastAsia="en-IN"/>
         </w:rPr>
-        <w:lastRenderedPageBreak/>
         <w:t>│   ├── detectors/</w:t>
       </w:r>
     </w:p>
@@ -11808,6 +11824,7 @@
         </w:rPr>
         <w:t>└── requirements.txt</w:t>
       </w:r>
+      <w:bookmarkEnd w:id="0"/>
       <w:r>
         <w:rPr>
           <w:rFonts w:ascii="Times New Roman" w:eastAsia="Times New Roman" w:hAnsi="Times New Roman" w:cs="Times New Roman"/>
@@ -11816,7 +11833,7 @@
           <w:lang w:eastAsia="en-IN"/>
         </w:rPr>
         <w:pict>
-          <v:rect id="_x0000_i1083" style="width:0;height:1.5pt" o:hralign="center" o:hrstd="t" o:hr="t" fillcolor="#a0a0a0" stroked="f"/>
+          <v:rect id="_x0000_i1081" style="width:0;height:1.5pt" o:hralign="center" o:hrstd="t" o:hr="t" fillcolor="#a0a0a0" stroked="f"/>
         </w:pict>
       </w:r>
     </w:p>
@@ -12064,8 +12081,9 @@
           <w:szCs w:val="24"/>
           <w:lang w:eastAsia="en-IN"/>
         </w:rPr>
+        <w:lastRenderedPageBreak/>
         <w:pict>
-          <v:rect id="_x0000_i1084" style="width:0;height:1.5pt" o:hralign="center" o:hrstd="t" o:hr="t" fillcolor="#a0a0a0" stroked="f"/>
+          <v:rect id="_x0000_i1082" style="width:0;height:1.5pt" o:hralign="center" o:hrstd="t" o:hr="t" fillcolor="#a0a0a0" stroked="f"/>
         </w:pict>
       </w:r>
     </w:p>
@@ -12218,9 +12236,8 @@
           <w:szCs w:val="24"/>
           <w:lang w:eastAsia="en-IN"/>
         </w:rPr>
-        <w:lastRenderedPageBreak/>
         <w:pict>
-          <v:rect id="_x0000_i1085" style="width:0;height:1.5pt" o:hralign="center" o:hrstd="t" o:hr="t" fillcolor="#a0a0a0" stroked="f"/>
+          <v:rect id="_x0000_i1083" style="width:0;height:1.5pt" o:hralign="center" o:hrstd="t" o:hr="t" fillcolor="#a0a0a0" stroked="f"/>
         </w:pict>
       </w:r>
     </w:p>
@@ -12391,7 +12408,6 @@
       </w:r>
     </w:p>
     <w:p/>
-    <w:bookmarkEnd w:id="0"/>
     <w:p/>
     <w:sectPr>
       <w:pgSz w:w="11906" w:h="16838"/>
